--- a/papers/tribune.docx
+++ b/papers/tribune.docx
@@ -41,6 +41,7 @@
       <w:pPr>
         <w:rPr>
           <w:rFonts w:ascii="Times New Roman" w:hAnsi="Times New Roman" w:cs="Times New Roman"/>
+          <w:lang w:val="fr-FR"/>
         </w:rPr>
       </w:pPr>
     </w:p>
@@ -161,6 +162,8 @@
           <w:rPr>
             <w:rStyle w:val="Lienhypertexte"/>
             <w:rFonts w:ascii="Times New Roman" w:hAnsi="Times New Roman" w:cs="Times New Roman"/>
+            <w:b/>
+            <w:u w:val="single"/>
             <w:lang w:val="fr-FR"/>
           </w:rPr>
           <w:t>résultats détaillés</w:t>
@@ -195,15 +198,40 @@
           <w:rFonts w:ascii="Times New Roman" w:hAnsi="Times New Roman" w:cs="Times New Roman"/>
           <w:lang w:val="fr-FR"/>
         </w:rPr>
-        <w:t>Pour chaque mesure programmatique, les répondants devaient indiqu</w:t>
-      </w:r>
-      <w:r>
-        <w:rPr>
-          <w:rFonts w:ascii="Times New Roman" w:hAnsi="Times New Roman" w:cs="Times New Roman"/>
-          <w:lang w:val="fr-FR"/>
-        </w:rPr>
-        <w:t xml:space="preserve">er s’ils y sont </w:t>
-      </w:r>
+        <w:t>Pour chaque mesure programmatique</w:t>
+      </w:r>
+      <w:r>
+        <w:rPr>
+          <w:rFonts w:ascii="Times New Roman" w:hAnsi="Times New Roman" w:cs="Times New Roman"/>
+          <w:lang w:val="fr-FR"/>
+        </w:rPr>
+        <w:t xml:space="preserve"> </w:t>
+      </w:r>
+      <w:r>
+        <w:rPr>
+          <w:rFonts w:ascii="Times New Roman" w:hAnsi="Times New Roman" w:cs="Times New Roman"/>
+          <w:b/>
+          <w:lang w:val="fr-FR"/>
+        </w:rPr>
+        <w:t>(qui peut être budgétaire ou non-budgétaire)</w:t>
+      </w:r>
+      <w:r>
+        <w:rPr>
+          <w:rFonts w:ascii="Times New Roman" w:hAnsi="Times New Roman" w:cs="Times New Roman"/>
+          <w:b/>
+          <w:lang w:val="fr-FR"/>
+        </w:rPr>
+        <w:t>,</w:t>
+      </w:r>
+      <w:r>
+        <w:rPr>
+          <w:rFonts w:ascii="Times New Roman" w:hAnsi="Times New Roman" w:cs="Times New Roman"/>
+          <w:lang w:val="fr-FR"/>
+        </w:rPr>
+        <w:t xml:space="preserve"> les répondants devaient indiquer s’ils y sont </w:t>
+      </w:r>
+      <w:bookmarkStart w:id="1" w:name="_GoBack"/>
+      <w:bookmarkEnd w:id="1"/>
       <w:r>
         <w:rPr>
           <w:rFonts w:ascii="Times New Roman" w:hAnsi="Times New Roman" w:cs="Times New Roman"/>
@@ -247,14 +275,7 @@
           <w:rFonts w:ascii="Times New Roman" w:hAnsi="Times New Roman" w:cs="Times New Roman"/>
           <w:lang w:val="fr-FR"/>
         </w:rPr>
-        <w:t>. Les mesures les plus soutenues sont des mesures de discipline budgétaire, de durcissement pénal (instauration de peines planchers et majorité pénale à 16 ans, application systématique des OQTF) et l’augmentation des dépenses de santé et d’éducation. La hausse du SMIC et la taxation des plus gros héritages sont aussi largement soutenues, même si elles sont légèrement moins consensuelles. À l’autre bout du spectre, la hausse de l’âge de départ à la retraite est rejetée par 53 % des Français (et seuls 26% y sont favorables). Notons que l</w:t>
-      </w:r>
-      <w:r>
-        <w:rPr>
-          <w:rFonts w:ascii="Times New Roman" w:hAnsi="Times New Roman" w:cs="Times New Roman"/>
-          <w:lang w:val="fr-FR"/>
-        </w:rPr>
-        <w:t>a grande majorité trouve important de réduire le déficit (70 % y sont favorables vs. 6 % défavorables).</w:t>
+        <w:t>. Les mesures les plus soutenues sont des mesures de discipline budgétaire, de durcissement pénal (instauration de peines planchers et majorité pénale à 16 ans, application systématique des OQTF) et l’augmentation des dépenses de santé et d’éducation. La hausse du SMIC et la taxation des plus gros héritages sont aussi largement soutenues, même si elles sont légèrement moins consensuelles. À l’autre bout du spectre, la hausse de l’âge de départ à la retraite est rejetée par 53 % des Français (et seuls 26% y sont favorables). Notons que la grande majorité trouve important de réduire le déficit (70 % y sont favorables vs. 6 % défavorables).</w:t>
       </w:r>
     </w:p>
     <w:p>
@@ -338,14 +359,7 @@
           <w:rFonts w:ascii="Times New Roman" w:hAnsi="Times New Roman" w:cs="Times New Roman"/>
           <w:lang w:val="fr-FR"/>
         </w:rPr>
-        <w:t>Les Français jouent le jeu et atteignent l’effort budgétaire recommandé : e</w:t>
-      </w:r>
-      <w:r>
-        <w:rPr>
-          <w:rFonts w:ascii="Times New Roman" w:hAnsi="Times New Roman" w:cs="Times New Roman"/>
-          <w:lang w:val="fr-FR"/>
-        </w:rPr>
-        <w:t xml:space="preserve">n moyenne, chaque répondant juge </w:t>
+        <w:t xml:space="preserve">Les Français jouent le jeu et atteignent l’effort budgétaire recommandé : en moyenne, chaque répondant juge </w:t>
       </w:r>
       <w:r>
         <w:rPr>
@@ -375,14 +389,7 @@
           <w:rFonts w:ascii="Times New Roman" w:hAnsi="Times New Roman" w:cs="Times New Roman"/>
           <w:lang w:val="fr-FR"/>
         </w:rPr>
-        <w:t xml:space="preserve"> 96,9 milliards d’euros de mesures d’économie.</w:t>
-      </w:r>
-      <w:r>
-        <w:rPr>
-          <w:rFonts w:ascii="Times New Roman" w:hAnsi="Times New Roman" w:cs="Times New Roman"/>
-          <w:lang w:val="fr-FR"/>
-        </w:rPr>
-        <w:t xml:space="preserve"> </w:t>
+        <w:t xml:space="preserve"> 96,9 milliards d’euros de mesures d’économie. </w:t>
       </w:r>
       <w:r>
         <w:rPr>
@@ -432,14 +439,7 @@
           <w:rFonts w:ascii="Times New Roman" w:hAnsi="Times New Roman" w:cs="Times New Roman"/>
           <w:lang w:val="fr-FR"/>
         </w:rPr>
-        <w:t> </w:t>
-      </w:r>
-      <w:r>
-        <w:rPr>
-          <w:rFonts w:ascii="Times New Roman" w:hAnsi="Times New Roman" w:cs="Times New Roman"/>
-          <w:lang w:val="fr-FR"/>
-        </w:rPr>
-        <w:t>Mds)</w:t>
+        <w:t> Mds)</w:t>
       </w:r>
       <w:r>
         <w:rPr>
@@ -453,21 +453,7 @@
           <w:rFonts w:ascii="Times New Roman" w:hAnsi="Times New Roman" w:cs="Times New Roman"/>
           <w:lang w:val="fr-FR"/>
         </w:rPr>
-        <w:t xml:space="preserve"> de suppression des aides sociales aux étrangers (8</w:t>
-      </w:r>
-      <w:r>
-        <w:rPr>
-          <w:rFonts w:ascii="Times New Roman" w:hAnsi="Times New Roman" w:cs="Times New Roman"/>
-          <w:lang w:val="fr-FR"/>
-        </w:rPr>
-        <w:t> </w:t>
-      </w:r>
-      <w:r>
-        <w:rPr>
-          <w:rFonts w:ascii="Times New Roman" w:hAnsi="Times New Roman" w:cs="Times New Roman"/>
-          <w:lang w:val="fr-FR"/>
-        </w:rPr>
-        <w:t>Mds)</w:t>
+        <w:t xml:space="preserve"> de suppression des aides sociales aux étrangers (8 Mds)</w:t>
       </w:r>
       <w:r>
         <w:rPr>
@@ -548,7 +534,7 @@
           <w:lang w:val="fr-FR"/>
         </w:rPr>
       </w:pPr>
-      <w:bookmarkStart w:id="1" w:name="le-programme-quune-majorité-peut-accepte"/>
+      <w:bookmarkStart w:id="2" w:name="le-programme-quune-majorité-peut-accepte"/>
       <w:r>
         <w:rPr>
           <w:rFonts w:ascii="Times New Roman" w:hAnsi="Times New Roman" w:cs="Times New Roman"/>
@@ -568,7 +554,7 @@
         </w:rPr>
         <w:t xml:space="preserve"> programme qu’une majorité peut accepter</w:t>
       </w:r>
-      <w:bookmarkEnd w:id="1"/>
+      <w:bookmarkEnd w:id="2"/>
     </w:p>
     <w:p>
       <w:pPr>
@@ -591,35 +577,7 @@
           <w:rFonts w:ascii="Times New Roman" w:hAnsi="Times New Roman" w:cs="Times New Roman"/>
           <w:lang w:val="fr-FR"/>
         </w:rPr>
-        <w:t xml:space="preserve">quels </w:t>
-      </w:r>
-      <w:r>
-        <w:rPr>
-          <w:rFonts w:ascii="Times New Roman" w:hAnsi="Times New Roman" w:cs="Times New Roman"/>
-          <w:lang w:val="fr-FR"/>
-        </w:rPr>
-        <w:t>« paquet</w:t>
-      </w:r>
-      <w:r>
-        <w:rPr>
-          <w:rFonts w:ascii="Times New Roman" w:hAnsi="Times New Roman" w:cs="Times New Roman"/>
-          <w:lang w:val="fr-FR"/>
-        </w:rPr>
-        <w:t>s</w:t>
-      </w:r>
-      <w:r>
-        <w:rPr>
-          <w:rFonts w:ascii="Times New Roman" w:hAnsi="Times New Roman" w:cs="Times New Roman"/>
-          <w:lang w:val="fr-FR"/>
-        </w:rPr>
-        <w:t xml:space="preserve"> » </w:t>
-      </w:r>
-      <w:r>
-        <w:rPr>
-          <w:rFonts w:ascii="Times New Roman" w:hAnsi="Times New Roman" w:cs="Times New Roman"/>
-          <w:lang w:val="fr-FR"/>
-        </w:rPr>
-        <w:t>de mesures</w:t>
+        <w:t>quels « paquets » de mesures</w:t>
       </w:r>
       <w:r>
         <w:rPr>
@@ -910,7 +868,7 @@
           <w:lang w:val="fr-FR"/>
         </w:rPr>
       </w:pPr>
-      <w:bookmarkStart w:id="2" w:name="des-électeurs-plus-hétérogènes-que-leurs"/>
+      <w:bookmarkStart w:id="3" w:name="des-électeurs-plus-hétérogènes-que-leurs"/>
       <w:r>
         <w:rPr>
           <w:rFonts w:ascii="Times New Roman" w:hAnsi="Times New Roman" w:cs="Times New Roman"/>
@@ -920,7 +878,7 @@
         </w:rPr>
         <w:t>Des électeurs plus hétérogènes que leurs partis</w:t>
       </w:r>
-      <w:bookmarkEnd w:id="2"/>
+      <w:bookmarkEnd w:id="3"/>
     </w:p>
     <w:p>
       <w:pPr>
@@ -936,42 +894,7 @@
           <w:rFonts w:ascii="Times New Roman" w:hAnsi="Times New Roman" w:cs="Times New Roman"/>
           <w:lang w:val="fr-FR"/>
         </w:rPr>
-        <w:t>La structuration de l’électorat en trois blocs (gauche, centre-droit/droite,</w:t>
-      </w:r>
-      <w:r>
-        <w:rPr>
-          <w:rFonts w:ascii="Times New Roman" w:hAnsi="Times New Roman" w:cs="Times New Roman"/>
-          <w:lang w:val="fr-FR"/>
-        </w:rPr>
-        <w:t xml:space="preserve"> </w:t>
-      </w:r>
-      <w:r>
-        <w:rPr>
-          <w:rFonts w:ascii="Times New Roman" w:hAnsi="Times New Roman" w:cs="Times New Roman"/>
-          <w:lang w:val="fr-FR"/>
-        </w:rPr>
-        <w:t xml:space="preserve">extrême-droite) </w:t>
-      </w:r>
-      <w:r>
-        <w:rPr>
-          <w:rFonts w:ascii="Times New Roman" w:hAnsi="Times New Roman" w:cs="Times New Roman"/>
-          <w:lang w:val="fr-FR"/>
-        </w:rPr>
-        <w:t>é</w:t>
-      </w:r>
-      <w:r>
-        <w:rPr>
-          <w:rFonts w:ascii="Times New Roman" w:hAnsi="Times New Roman" w:cs="Times New Roman"/>
-          <w:lang w:val="fr-FR"/>
-        </w:rPr>
-        <w:t>merge naturellement des préférences budgétaires</w:t>
-      </w:r>
-      <w:r>
-        <w:rPr>
-          <w:rFonts w:ascii="Times New Roman" w:hAnsi="Times New Roman" w:cs="Times New Roman"/>
-          <w:lang w:val="fr-FR"/>
-        </w:rPr>
-        <w:t>, l</w:t>
+        <w:t>La structuration de l’électorat en trois blocs (gauche, centre-droit/droite, extrême-droite) émerge naturellement des préférences budgétaires, l</w:t>
       </w:r>
       <w:r>
         <w:rPr>
@@ -1102,14 +1025,7 @@
           <w:rFonts w:ascii="Times New Roman" w:hAnsi="Times New Roman" w:cs="Times New Roman"/>
           <w:lang w:val="fr-FR"/>
         </w:rPr>
-        <w:t xml:space="preserve"> et </w:t>
-      </w:r>
-      <w:r>
-        <w:rPr>
-          <w:rFonts w:ascii="Times New Roman" w:hAnsi="Times New Roman" w:cs="Times New Roman"/>
-          <w:lang w:val="fr-FR"/>
-        </w:rPr>
-        <w:t>le référendum d’initiative citoyenne (RIC)</w:t>
+        <w:t xml:space="preserve"> et le référendum d’initiative citoyenne (RIC)</w:t>
       </w:r>
       <w:r>
         <w:rPr>
@@ -1173,7 +1089,7 @@
           <w:lang w:val="fr-FR"/>
         </w:rPr>
       </w:pPr>
-      <w:bookmarkStart w:id="3" w:name="taxer-les-riches-être-impopulaire-ou-lai"/>
+      <w:bookmarkStart w:id="4" w:name="taxer-les-riches-être-impopulaire-ou-lai"/>
       <w:r>
         <w:rPr>
           <w:rFonts w:ascii="Times New Roman" w:hAnsi="Times New Roman" w:cs="Times New Roman"/>
@@ -1201,7 +1117,7 @@
         </w:rPr>
         <w:t xml:space="preserve"> ou laisser filer la dette</w:t>
       </w:r>
-      <w:bookmarkEnd w:id="3"/>
+      <w:bookmarkEnd w:id="4"/>
     </w:p>
     <w:p>
       <w:pPr>
@@ -1311,14 +1227,7 @@
           <w:rFonts w:ascii="Times New Roman" w:hAnsi="Times New Roman" w:cs="Times New Roman"/>
           <w:lang w:val="fr-FR"/>
         </w:rPr>
-        <w:t xml:space="preserve">retraites, </w:t>
-      </w:r>
-      <w:r>
-        <w:rPr>
-          <w:rFonts w:ascii="Times New Roman" w:hAnsi="Times New Roman" w:cs="Times New Roman"/>
-          <w:lang w:val="fr-FR"/>
-        </w:rPr>
-        <w:t xml:space="preserve">insécurité, réforme des institutions, </w:t>
+        <w:t xml:space="preserve">retraites, insécurité, réforme des institutions, </w:t>
       </w:r>
       <w:r>
         <w:rPr>
@@ -1494,8 +1403,6 @@
         </w:rPr>
         <w:t>Effet de mesures sur l’évaluation d’un programme présidentiel.</w:t>
       </w:r>
-      <w:bookmarkStart w:id="4" w:name="_GoBack"/>
-      <w:bookmarkEnd w:id="4"/>
     </w:p>
     <w:p>
       <w:pPr>
